--- a/recovery-systems/01-rosetta-stone/sources.docx
+++ b/recovery-systems/01-rosetta-stone/sources.docx
@@ -497,25 +497,7 @@
         </w:numPr>
       </w:pPr>
       <w:r>
-        <w:t xml:space="preserve">British Museum.</w:t>
-      </w:r>
-      <w:r>
-        <w:t xml:space="preserve"> </w:t>
-      </w:r>
-      <w:r>
-        <w:t xml:space="preserve">“</w:t>
-      </w:r>
-      <w:r>
-        <w:t xml:space="preserve">The Rosetta Stone.</w:t>
-      </w:r>
-      <w:r>
-        <w:t xml:space="preserve">”</w:t>
-      </w:r>
-      <w:r>
-        <w:t xml:space="preserve"> </w:t>
-      </w:r>
-      <w:r>
-        <w:t xml:space="preserve">Collection database. https://upload.wikimedia.org/wikipedia/commons/thumb/2/23/Rosetta_Stone.JPG/1280px-Rosetta_Stone.JPG</w:t>
+        <w:t xml:space="preserve">Rosetta Stone (photograph of the object held by the British Museum). Image file via Wikimedia Commons. https://upload.wikimedia.org/wikipedia/commons/thumb/2/23/Rosetta_Stone.JPG/1280px-Rosetta_Stone.JPG</w:t>
       </w:r>
     </w:p>
     <w:p>
